--- a/Khiếu nại/03-KN.docx
+++ b/Khiếu nại/03-KN.docx
@@ -8,8 +8,8 @@
         <w:tblLook w:val="01E0" w:firstRow="1" w:lastRow="1" w:firstColumn="1" w:lastColumn="1" w:noHBand="0" w:noVBand="0"/>
       </w:tblPr>
       <w:tblGrid>
-        <w:gridCol w:w="3051"/>
-        <w:gridCol w:w="6236"/>
+        <w:gridCol w:w="3278"/>
+        <w:gridCol w:w="6082"/>
       </w:tblGrid>
       <w:tr>
         <w:tc>
@@ -31,7 +31,7 @@
                 <w:sz w:val="26"/>
                 <w:szCs w:val="26"/>
               </w:rPr>
-              <w:t>[[DVChuQuan]]</w:t>
+              <w:t>[[TenCoQuanToChucLine1]]</w:t>
             </w:r>
           </w:p>
           <w:p>
@@ -50,24 +50,10 @@
                 <w:sz w:val="26"/>
                 <w:szCs w:val="26"/>
               </w:rPr>
-              <w:t>[[</w:t>
-            </w:r>
-            <w:r>
-              <w:rPr>
-                <w:color w:val="000000"/>
-                <w:sz w:val="26"/>
-                <w:szCs w:val="26"/>
-              </w:rPr>
-              <w:t>DVThucHien</w:t>
-            </w:r>
-            <w:r>
-              <w:rPr>
-                <w:color w:val="000000"/>
-                <w:sz w:val="26"/>
-                <w:szCs w:val="26"/>
-              </w:rPr>
-              <w:t>]]</w:t>
-            </w:r>
+              <w:t>[[TenCoQuanToChucLine2]]</w:t>
+            </w:r>
+            <w:bookmarkStart w:id="0" w:name="_GoBack"/>
+            <w:bookmarkEnd w:id="0"/>
           </w:p>
           <w:p>
             <w:pPr>
@@ -435,8 +421,6 @@
           <w:lang w:val="pt-BR"/>
         </w:rPr>
       </w:pPr>
-      <w:bookmarkStart w:id="0" w:name="_GoBack"/>
-      <w:bookmarkEnd w:id="0"/>
       <w:r>
         <w:rPr>
           <w:noProof/>
